--- a/mon/toan/khbd/lop10/KHBD_TOAN10_BaiTapCuoiChuong2_T15.docx
+++ b/mon/toan/khbd/lop10/KHBD_TOAN10_BaiTapCuoiChuong2_T15.docx
@@ -30,7 +30,7 @@
               <w:rPr>
                 <w:i/>
               </w:rPr>
-              <w:t>Ngày 26 tháng 09 năm 2026</w:t>
+              <w:t>Ngày …… tháng …… năm ……</w:t>
             </w:r>
           </w:p>
         </w:tc>
@@ -47,7 +47,7 @@
               <w:rPr>
                 <w:i/>
               </w:rPr>
-              <w:t>Họ và tên giáo viên: TRƯƠNG TỬ TRANG</w:t>
+              <w:t>Họ và tên giáo viên: ……………………………</w:t>
             </w:r>
           </w:p>
           <w:p>
@@ -5690,30 +5690,25 @@
     </w:p>
     <w:p>
       <w:pPr>
-        <w:spacing w:before="40" w:after="80" w:line="264" w:lineRule="auto"/>
         <w:jc w:val="center"/>
       </w:pPr>
       <w:r>
-        <w:rPr>
-          <w:noProof/>
-        </w:rPr>
         <w:drawing>
-          <wp:inline distT="0" distB="0" distL="0" distR="0" wp14:anchorId="4F762109" wp14:editId="01DE3176">
-            <wp:extent cx="6300000" cy="3519416"/>
-            <wp:effectExtent l="0" t="0" r="0" b="0"/>
-            <wp:docPr id="4" name="Picture 4"/>
+          <wp:inline xmlns:a="http://schemas.openxmlformats.org/drawingml/2006/main" xmlns:pic="http://schemas.openxmlformats.org/drawingml/2006/picture">
+            <wp:extent cx="5940000" cy="3335425"/>
+            <wp:docPr id="15" name="Picture 15"/>
             <wp:cNvGraphicFramePr>
-              <a:graphicFrameLocks xmlns:a="http://schemas.openxmlformats.org/drawingml/2006/main" noChangeAspect="1"/>
+              <a:graphicFrameLocks noChangeAspect="1"/>
             </wp:cNvGraphicFramePr>
-            <a:graphic xmlns:a="http://schemas.openxmlformats.org/drawingml/2006/main">
+            <a:graphic>
               <a:graphicData uri="http://schemas.openxmlformats.org/drawingml/2006/picture">
-                <pic:pic xmlns:pic="http://schemas.openxmlformats.org/drawingml/2006/picture">
+                <pic:pic>
                   <pic:nvPicPr>
-                    <pic:cNvPr id="0" name="mindmap.png"/>
+                    <pic:cNvPr id="0" name="image.png"/>
                     <pic:cNvPicPr/>
                   </pic:nvPicPr>
                   <pic:blipFill>
-                    <a:blip r:embed="rId11"/>
+                    <a:blip r:embed="rId23"/>
                     <a:stretch>
                       <a:fillRect/>
                     </a:stretch>
@@ -5721,17 +5716,27 @@
                   <pic:spPr>
                     <a:xfrm>
                       <a:off x="0" y="0"/>
-                      <a:ext cx="6300000" cy="3519416"/>
+                      <a:ext cx="5940000" cy="3335425"/>
                     </a:xfrm>
-                    <a:prstGeom prst="rect">
-                      <a:avLst/>
-                    </a:prstGeom>
+                    <a:prstGeom prst="rect"/>
                   </pic:spPr>
                 </pic:pic>
               </a:graphicData>
             </a:graphic>
           </wp:inline>
         </w:drawing>
+      </w:r>
+    </w:p>
+    <w:p>
+      <w:pPr>
+        <w:jc w:val="center"/>
+      </w:pPr>
+      <w:r>
+        <w:rPr>
+          <w:i/>
+          <w:sz w:val="20"/>
+        </w:rPr>
+        <w:t>Sơ đồ tư duy – Bài tập cuối chương II (TTT biên soạn theo SGK)</w:t>
       </w:r>
     </w:p>
     <w:p>
@@ -13372,184 +13377,11 @@
         </w:tc>
       </w:tr>
     </w:tbl>
-    <w:p>
-      <w:pPr>
-        <w:spacing w:after="120" w:line="264" w:lineRule="auto"/>
-        <w:jc w:val="both"/>
-      </w:pPr>
-    </w:p>
-    <w:tbl>
-      <w:tblPr>
-        <w:tblW w:w="0" w:type="auto"/>
-        <w:jc w:val="center"/>
-        <w:tblLayout w:type="fixed"/>
-        <w:tblLook w:val="04A0" w:firstRow="1" w:lastRow="0" w:firstColumn="1" w:lastColumn="0" w:noHBand="0" w:noVBand="1"/>
-      </w:tblPr>
-      <w:tblGrid>
-        <w:gridCol w:w="5102"/>
-        <w:gridCol w:w="5102"/>
-      </w:tblGrid>
-      <w:tr>
-        <w:trPr>
-          <w:jc w:val="center"/>
-        </w:trPr>
-        <w:tc>
-          <w:tcPr>
-            <w:tcW w:w="5102" w:type="dxa"/>
-            <w:vAlign w:val="center"/>
-          </w:tcPr>
-          <w:p>
-            <w:pPr>
-              <w:keepNext/>
-              <w:spacing w:after="20" w:line="264" w:lineRule="auto"/>
-              <w:jc w:val="center"/>
-            </w:pPr>
-            <w:r>
-              <w:rPr>
-                <w:b/>
-              </w:rPr>
-              <w:lastRenderedPageBreak/>
-              <w:t>TỔ PHÓ CHUYÊN MÔN</w:t>
-            </w:r>
-          </w:p>
-          <w:p>
-            <w:pPr>
-              <w:keepNext/>
-              <w:spacing w:after="20" w:line="264" w:lineRule="auto"/>
-              <w:jc w:val="center"/>
-            </w:pPr>
-          </w:p>
-          <w:p>
-            <w:pPr>
-              <w:keepNext/>
-              <w:spacing w:after="20" w:line="264" w:lineRule="auto"/>
-              <w:jc w:val="center"/>
-            </w:pPr>
-          </w:p>
-          <w:p>
-            <w:pPr>
-              <w:keepNext/>
-              <w:spacing w:after="20" w:line="264" w:lineRule="auto"/>
-              <w:jc w:val="center"/>
-            </w:pPr>
-          </w:p>
-          <w:p>
-            <w:pPr>
-              <w:keepNext/>
-              <w:spacing w:after="20" w:line="264" w:lineRule="auto"/>
-              <w:jc w:val="center"/>
-            </w:pPr>
-            <w:r>
-              <w:rPr>
-                <w:b/>
-              </w:rPr>
-              <w:t>Hứa Văn Mỹ Vương</w:t>
-            </w:r>
-          </w:p>
-        </w:tc>
-        <w:tc>
-          <w:tcPr>
-            <w:tcW w:w="5102" w:type="dxa"/>
-            <w:vAlign w:val="center"/>
-          </w:tcPr>
-          <w:p>
-            <w:pPr>
-              <w:keepNext/>
-              <w:spacing w:after="20" w:line="264" w:lineRule="auto"/>
-              <w:jc w:val="center"/>
-            </w:pPr>
-            <w:r>
-              <w:rPr>
-                <w:b/>
-              </w:rPr>
-              <w:t>Người soạn</w:t>
-            </w:r>
-          </w:p>
-          <w:p>
-            <w:pPr>
-              <w:keepNext/>
-              <w:spacing w:after="20" w:line="264" w:lineRule="auto"/>
-              <w:jc w:val="center"/>
-            </w:pPr>
-          </w:p>
-          <w:p>
-            <w:pPr>
-              <w:keepNext/>
-              <w:spacing w:after="20" w:line="264" w:lineRule="auto"/>
-              <w:jc w:val="center"/>
-            </w:pPr>
-          </w:p>
-          <w:p>
-            <w:pPr>
-              <w:keepNext/>
-              <w:spacing w:after="20" w:line="264" w:lineRule="auto"/>
-              <w:jc w:val="center"/>
-            </w:pPr>
-          </w:p>
-          <w:p>
-            <w:pPr>
-              <w:keepNext/>
-              <w:spacing w:after="20" w:line="264" w:lineRule="auto"/>
-              <w:jc w:val="center"/>
-            </w:pPr>
-            <w:r>
-              <w:rPr>
-                <w:b/>
-              </w:rPr>
-              <w:t>Trương Tử Trang</w:t>
-            </w:r>
-          </w:p>
-        </w:tc>
-      </w:tr>
-    </w:tbl>
-    <w:p>
-      <w:pPr>
-        <w:keepNext/>
-        <w:spacing w:before="120" w:after="0" w:line="264" w:lineRule="auto"/>
-        <w:jc w:val="center"/>
-      </w:pPr>
-      <w:r>
-        <w:rPr>
-          <w:b/>
-        </w:rPr>
-        <w:t>KIỂM TRA CỦA LÃNH ĐẠO</w:t>
-      </w:r>
-    </w:p>
-    <w:p>
-      <w:pPr>
-        <w:keepNext/>
-        <w:spacing w:after="60" w:line="264" w:lineRule="auto"/>
-        <w:jc w:val="center"/>
-      </w:pPr>
-      <w:r>
-        <w:rPr>
-          <w:b/>
-        </w:rPr>
-        <w:t>PHÓ HIỆU TRƯỞNG</w:t>
-      </w:r>
-    </w:p>
-    <w:p>
-      <w:pPr>
-        <w:keepNext/>
-        <w:spacing w:after="800" w:line="264" w:lineRule="auto"/>
-        <w:jc w:val="center"/>
-      </w:pPr>
-    </w:p>
-    <w:p>
-      <w:pPr>
-        <w:spacing w:after="60" w:line="264" w:lineRule="auto"/>
-        <w:jc w:val="center"/>
-      </w:pPr>
-      <w:r>
-        <w:rPr>
-          <w:b/>
-        </w:rPr>
-        <w:t>Bùi Xuân Thanh</w:t>
-      </w:r>
-    </w:p>
     <w:sectPr>
       <w:headerReference w:type="default" r:id="rId17"/>
       <w:footerReference w:type="default" r:id="rId18"/>
+      <w:headerReference w:type="first" r:id="rId21"/>
+      <w:footerReference w:type="first" r:id="rId22"/>
       <w:pgSz w:w="11906" w:h="16838"/>
       <w:pgMar w:top="850" w:right="850" w:bottom="850" w:left="850" w:header="720" w:footer="720" w:gutter="0"/>
       <w:cols w:space="720"/>
@@ -13602,7 +13434,7 @@
         <w:color w:val="1F4E79"/>
         <w:sz w:val="22"/>
       </w:rPr>
-      <w:t>GV: Trương Tử Trang</w:t>
+      <w:t>GV: TTT</w:t>
     </w:r>
     <w:r>
       <w:rPr>
@@ -13636,6 +13468,16 @@
       </w:rPr>
       <w:fldChar w:fldCharType="end"/>
     </w:r>
+  </w:p>
+</w:ftr>
+</file>
+
+<file path=word/footer2.xml><?xml version="1.0" encoding="utf-8"?>
+<w:ftr xmlns:m="http://schemas.openxmlformats.org/officeDocument/2006/math" xmlns:mc="http://schemas.openxmlformats.org/markup-compatibility/2006" xmlns:mo="http://schemas.microsoft.com/office/mac/office/2008/main" xmlns:mv="urn:schemas-microsoft-com:mac:vml" xmlns:o="urn:schemas-microsoft-com:office:office" xmlns:r="http://schemas.openxmlformats.org/officeDocument/2006/relationships" xmlns:v="urn:schemas-microsoft-com:vml" xmlns:w10="urn:schemas-microsoft-com:office:word" xmlns:w14="http://schemas.microsoft.com/office/word/2010/wordml" xmlns:w="http://schemas.openxmlformats.org/wordprocessingml/2006/main" xmlns:wne="http://schemas.microsoft.com/office/word/2006/wordml" xmlns:wp14="http://schemas.microsoft.com/office/word/2010/wordprocessingDrawing" xmlns:wp="http://schemas.openxmlformats.org/drawingml/2006/wordprocessingDrawing" xmlns:wpc="http://schemas.microsoft.com/office/word/2010/wordprocessingCanvas" xmlns:wpg="http://schemas.microsoft.com/office/word/2010/wordprocessingGroup" xmlns:wpi="http://schemas.microsoft.com/office/word/2010/wordprocessingInk" xmlns:wps="http://schemas.microsoft.com/office/word/2010/wordprocessingShape" mc:Ignorable="w14 wp14">
+  <w:p>
+    <w:pPr>
+      <w:pStyle w:val="Footer"/>
+    </w:pPr>
   </w:p>
 </w:ftr>
 </file>
@@ -13695,6 +13537,16 @@
       <w:tab/>
       <w:t>Năm học 2026-2027</w:t>
     </w:r>
+  </w:p>
+</w:hdr>
+</file>
+
+<file path=word/header2.xml><?xml version="1.0" encoding="utf-8"?>
+<w:hdr xmlns:m="http://schemas.openxmlformats.org/officeDocument/2006/math" xmlns:mc="http://schemas.openxmlformats.org/markup-compatibility/2006" xmlns:mo="http://schemas.microsoft.com/office/mac/office/2008/main" xmlns:mv="urn:schemas-microsoft-com:mac:vml" xmlns:o="urn:schemas-microsoft-com:office:office" xmlns:r="http://schemas.openxmlformats.org/officeDocument/2006/relationships" xmlns:v="urn:schemas-microsoft-com:vml" xmlns:w10="urn:schemas-microsoft-com:office:word" xmlns:w14="http://schemas.microsoft.com/office/word/2010/wordml" xmlns:w="http://schemas.openxmlformats.org/wordprocessingml/2006/main" xmlns:wne="http://schemas.microsoft.com/office/word/2006/wordml" xmlns:wp14="http://schemas.microsoft.com/office/word/2010/wordprocessingDrawing" xmlns:wp="http://schemas.openxmlformats.org/drawingml/2006/wordprocessingDrawing" xmlns:wpc="http://schemas.microsoft.com/office/word/2010/wordprocessingCanvas" xmlns:wpg="http://schemas.microsoft.com/office/word/2010/wordprocessingGroup" xmlns:wpi="http://schemas.microsoft.com/office/word/2010/wordprocessingInk" xmlns:wps="http://schemas.microsoft.com/office/word/2010/wordprocessingShape" mc:Ignorable="w14 wp14">
+  <w:p>
+    <w:pPr>
+      <w:pStyle w:val="Header"/>
+    </w:pPr>
   </w:p>
 </w:hdr>
 </file>

--- a/mon/toan/khbd/lop10/KHBD_TOAN10_BaiTapCuoiChuong2_T15.docx
+++ b/mon/toan/khbd/lop10/KHBD_TOAN10_BaiTapCuoiChuong2_T15.docx
@@ -73,7 +73,7 @@
         <w:rPr>
           <w:b/>
           <w:color w:val="FF0000"/>
-          <w:sz w:val="28"/>
+          <w:sz w:val="24"/>
         </w:rPr>
         <w:t>KẾ HOẠCH BÀI DẠY MÔN TOÁN LỚP 10</w:t>
       </w:r>
@@ -799,7 +799,7 @@
             <w:r>
               <w:rPr>
                 <w:b/>
-                <w:sz w:val="22"/>
+                <w:sz w:val="24"/>
               </w:rPr>
               <w:t>Công cụ</w:t>
             </w:r>
@@ -819,7 +819,7 @@
             <w:r>
               <w:rPr>
                 <w:b/>
-                <w:sz w:val="22"/>
+                <w:sz w:val="24"/>
               </w:rPr>
               <w:t>Dùng ở hoạt động</w:t>
             </w:r>
@@ -839,7 +839,7 @@
             <w:r>
               <w:rPr>
                 <w:b/>
-                <w:sz w:val="22"/>
+                <w:sz w:val="24"/>
               </w:rPr>
               <w:t>Dùng để làm gì</w:t>
             </w:r>
@@ -859,7 +859,7 @@
             <w:r>
               <w:rPr>
                 <w:b/>
-                <w:sz w:val="22"/>
+                <w:sz w:val="24"/>
               </w:rPr>
               <w:t>Vai trò của GV</w:t>
             </w:r>
@@ -881,7 +881,7 @@
             </w:pPr>
             <w:r>
               <w:rPr>
-                <w:sz w:val="22"/>
+                <w:sz w:val="24"/>
               </w:rPr>
               <w:t>GeoGebra (máy GV, điện thoại HS)</w:t>
             </w:r>
@@ -898,7 +898,7 @@
             </w:pPr>
             <w:r>
               <w:rPr>
-                <w:sz w:val="22"/>
+                <w:sz w:val="24"/>
               </w:rPr>
               <w:t>HĐ2, HĐ3, HĐ4</w:t>
             </w:r>
@@ -915,7 +915,7 @@
             </w:pPr>
             <w:r>
               <w:rPr>
-                <w:sz w:val="22"/>
+                <w:sz w:val="24"/>
               </w:rPr>
               <w:t xml:space="preserve">Vẽ nhanh miền nghiệm, kiểm tra tọa độ các đỉnh, minh họa </w:t>
             </w:r>
@@ -929,7 +929,7 @@
             </m:oMath>
             <w:r>
               <w:rPr>
-                <w:sz w:val="22"/>
+                <w:sz w:val="24"/>
               </w:rPr>
               <w:t xml:space="preserve"> đạt GTLN, GTNN tại đỉnh</w:t>
             </w:r>
@@ -946,7 +946,7 @@
             </w:pPr>
             <w:r>
               <w:rPr>
-                <w:sz w:val="22"/>
+                <w:sz w:val="24"/>
               </w:rPr>
               <w:t>Trình chiếu mẫu; hướng dẫn HS nhập bất phương trình</w:t>
             </w:r>
@@ -968,7 +968,7 @@
             </w:pPr>
             <w:r>
               <w:rPr>
-                <w:sz w:val="22"/>
+                <w:sz w:val="24"/>
               </w:rPr>
               <w:t>Chatbot AI (Gemini/ChatGPT/Copilot… tùy điều kiện) – GV sử dụng khi chuẩn bị bài</w:t>
             </w:r>
@@ -985,7 +985,7 @@
             </w:pPr>
             <w:r>
               <w:rPr>
-                <w:sz w:val="22"/>
+                <w:sz w:val="24"/>
               </w:rPr>
               <w:t>Chuẩn bị HĐ3</w:t>
             </w:r>
@@ -1002,7 +1002,7 @@
             </w:pPr>
             <w:r>
               <w:rPr>
-                <w:sz w:val="22"/>
+                <w:sz w:val="24"/>
               </w:rPr>
               <w:t>Hỗ trợ sắp xếp bài tập cuối chương theo 3 mức, gợi ý bài bổ sung; tạo câu trả lời có lỗi cho Trạm kiểm chứng AI</w:t>
             </w:r>
@@ -1019,7 +1019,7 @@
             </w:pPr>
             <w:r>
               <w:rPr>
-                <w:sz w:val="22"/>
+                <w:sz w:val="24"/>
               </w:rPr>
               <w:t>Thẩm định, chỉnh sửa đề và đáp án trước khi dùng</w:t>
             </w:r>
@@ -1041,7 +1041,7 @@
             </w:pPr>
             <w:r>
               <w:rPr>
-                <w:sz w:val="22"/>
+                <w:sz w:val="24"/>
               </w:rPr>
               <w:t>Chatbot AI – HS sử dụng theo nhóm, 01 thiết bị/nhóm</w:t>
             </w:r>
@@ -1058,7 +1058,7 @@
             </w:pPr>
             <w:r>
               <w:rPr>
-                <w:sz w:val="22"/>
+                <w:sz w:val="24"/>
               </w:rPr>
               <w:t>HĐ3 (Nhiệm vụ 3)</w:t>
             </w:r>
@@ -1075,7 +1075,7 @@
             </w:pPr>
             <w:r>
               <w:rPr>
-                <w:sz w:val="22"/>
+                <w:sz w:val="24"/>
               </w:rPr>
               <w:t xml:space="preserve">Hỏi AI bài tìm GTLN, GTNN của </w:t>
             </w:r>
@@ -1089,7 +1089,7 @@
             </m:oMath>
             <w:r>
               <w:rPr>
-                <w:sz w:val="22"/>
+                <w:sz w:val="24"/>
               </w:rPr>
               <w:t>; đối chiếu với lời giải Bài 2.14</w:t>
             </w:r>
@@ -1106,7 +1106,7 @@
             </w:pPr>
             <w:r>
               <w:rPr>
-                <w:sz w:val="22"/>
+                <w:sz w:val="24"/>
               </w:rPr>
               <w:t>Cung cấp câu lệnh mẫu; giám sát thiết bị; yêu cầu ghi Nhật ký sử dụng AI</w:t>
             </w:r>
@@ -1128,7 +1128,7 @@
             </w:pPr>
             <w:r>
               <w:rPr>
-                <w:sz w:val="22"/>
+                <w:sz w:val="24"/>
               </w:rPr>
               <w:lastRenderedPageBreak/>
               <w:t>Trang trắc nghiệm online + Google Sheet</w:t>
@@ -1146,7 +1146,7 @@
             </w:pPr>
             <w:r>
               <w:rPr>
-                <w:sz w:val="22"/>
+                <w:sz w:val="24"/>
               </w:rPr>
               <w:t>Củng cố</w:t>
             </w:r>
@@ -1163,7 +1163,7 @@
             </w:pPr>
             <w:r>
               <w:rPr>
-                <w:sz w:val="22"/>
+                <w:sz w:val="24"/>
               </w:rPr>
               <w:t>HS làm bài, xem lời giải; GV xem phổ điểm, câu sai nhiều</w:t>
             </w:r>
@@ -1180,7 +1180,7 @@
             </w:pPr>
             <w:r>
               <w:rPr>
-                <w:sz w:val="22"/>
+                <w:sz w:val="24"/>
               </w:rPr>
               <w:t>Chiếu mã QR, nhận xét kết quả</w:t>
             </w:r>
@@ -5734,7 +5734,7 @@
       <w:r>
         <w:rPr>
           <w:i/>
-          <w:sz w:val="20"/>
+          <w:sz w:val="24"/>
         </w:rPr>
         <w:t>Sơ đồ tư duy – Bài tập cuối chương II (TTT biên soạn theo SGK)</w:t>
       </w:r>
@@ -9057,7 +9057,7 @@
             <w:r>
               <w:rPr>
                 <w:b/>
-                <w:sz w:val="22"/>
+                <w:sz w:val="24"/>
               </w:rPr>
               <w:t>Hoạt động</w:t>
             </w:r>
@@ -9077,7 +9077,7 @@
             <w:r>
               <w:rPr>
                 <w:b/>
-                <w:sz w:val="22"/>
+                <w:sz w:val="24"/>
               </w:rPr>
               <w:t>Hình thức đánh giá</w:t>
             </w:r>
@@ -9097,7 +9097,7 @@
             <w:r>
               <w:rPr>
                 <w:b/>
-                <w:sz w:val="22"/>
+                <w:sz w:val="24"/>
               </w:rPr>
               <w:t>Công cụ</w:t>
             </w:r>
@@ -9117,7 +9117,7 @@
             <w:r>
               <w:rPr>
                 <w:b/>
-                <w:sz w:val="22"/>
+                <w:sz w:val="24"/>
               </w:rPr>
               <w:t>Tiêu chí (thông báo trước cho HS)</w:t>
             </w:r>
@@ -9139,7 +9139,7 @@
             </w:pPr>
             <w:r>
               <w:rPr>
-                <w:sz w:val="22"/>
+                <w:sz w:val="24"/>
               </w:rPr>
               <w:t>HĐ1</w:t>
             </w:r>
@@ -9156,7 +9156,7 @@
             </w:pPr>
             <w:r>
               <w:rPr>
-                <w:sz w:val="22"/>
+                <w:sz w:val="24"/>
               </w:rPr>
               <w:t>Quan sát, hỏi – đáp</w:t>
             </w:r>
@@ -9173,7 +9173,7 @@
             </w:pPr>
             <w:r>
               <w:rPr>
-                <w:sz w:val="22"/>
+                <w:sz w:val="24"/>
               </w:rPr>
               <w:t>Câu hỏi tình huống</w:t>
             </w:r>
@@ -9190,7 +9190,7 @@
             </w:pPr>
             <w:r>
               <w:rPr>
-                <w:sz w:val="22"/>
+                <w:sz w:val="24"/>
               </w:rPr>
               <w:t>Tham gia nêu ý kiến và lí do (không chấm đúng, sai)</w:t>
             </w:r>
@@ -9212,7 +9212,7 @@
             </w:pPr>
             <w:r>
               <w:rPr>
-                <w:sz w:val="22"/>
+                <w:sz w:val="24"/>
               </w:rPr>
               <w:t>HĐ2</w:t>
             </w:r>
@@ -9229,7 +9229,7 @@
             </w:pPr>
             <w:r>
               <w:rPr>
-                <w:sz w:val="22"/>
+                <w:sz w:val="24"/>
               </w:rPr>
               <w:t>Đánh giá sản phẩm nhóm</w:t>
             </w:r>
@@ -9246,7 +9246,7 @@
             </w:pPr>
             <w:r>
               <w:rPr>
-                <w:sz w:val="22"/>
+                <w:sz w:val="24"/>
               </w:rPr>
               <w:t>Phiếu HT số 1 (sơ đồ tư duy khuyết)</w:t>
             </w:r>
@@ -9263,7 +9263,7 @@
             </w:pPr>
             <w:r>
               <w:rPr>
-                <w:sz w:val="22"/>
+                <w:sz w:val="24"/>
               </w:rPr>
               <w:t>Nhánh được giao đủ khái niệm, quy tắc, có ví dụ đúng</w:t>
             </w:r>
@@ -9285,7 +9285,7 @@
             </w:pPr>
             <w:r>
               <w:rPr>
-                <w:sz w:val="22"/>
+                <w:sz w:val="24"/>
               </w:rPr>
               <w:t>HĐ3</w:t>
             </w:r>
@@ -9302,7 +9302,7 @@
             </w:pPr>
             <w:r>
               <w:rPr>
-                <w:sz w:val="22"/>
+                <w:sz w:val="24"/>
               </w:rPr>
               <w:t>Quan sát; chấm chéo; đánh giá nhóm</w:t>
             </w:r>
@@ -9319,7 +9319,7 @@
             </w:pPr>
             <w:r>
               <w:rPr>
-                <w:sz w:val="22"/>
+                <w:sz w:val="24"/>
               </w:rPr>
               <w:t>Thẻ A, B, C, D; Phiếu HT số 2, số 3; Nhật ký sử dụng AI</w:t>
             </w:r>
@@ -9336,7 +9336,7 @@
             </w:pPr>
             <w:r>
               <w:rPr>
-                <w:sz w:val="22"/>
+                <w:sz w:val="24"/>
               </w:rPr>
               <w:t>Chọn đúng đáp án và giải thích được; vẽ đúng bờ (nét liền/đứt), gạch đúng phần; tìm đúng đỉnh, GTLN, GTNN; chỉ ra đủ 3 lỗi của AI và sửa đúng</w:t>
             </w:r>
@@ -9358,7 +9358,7 @@
             </w:pPr>
             <w:r>
               <w:rPr>
-                <w:sz w:val="22"/>
+                <w:sz w:val="24"/>
               </w:rPr>
               <w:t>HĐ4</w:t>
             </w:r>
@@ -9375,7 +9375,7 @@
             </w:pPr>
             <w:r>
               <w:rPr>
-                <w:sz w:val="22"/>
+                <w:sz w:val="24"/>
               </w:rPr>
               <w:t>Đánh giá sản phẩm cá nhân</w:t>
             </w:r>
@@ -9392,7 +9392,7 @@
             </w:pPr>
             <w:r>
               <w:rPr>
-                <w:sz w:val="22"/>
+                <w:sz w:val="24"/>
               </w:rPr>
               <w:t>Bảng tiêu chí (dưới đây)</w:t>
             </w:r>
@@ -9409,7 +9409,7 @@
             </w:pPr>
             <w:r>
               <w:rPr>
-                <w:sz w:val="22"/>
+                <w:sz w:val="24"/>
               </w:rPr>
               <w:t>Theo bảng tiêu chí</w:t>
             </w:r>
@@ -9431,7 +9431,7 @@
             </w:pPr>
             <w:r>
               <w:rPr>
-                <w:sz w:val="22"/>
+                <w:sz w:val="24"/>
               </w:rPr>
               <w:t>Củng cố</w:t>
             </w:r>
@@ -9448,7 +9448,7 @@
             </w:pPr>
             <w:r>
               <w:rPr>
-                <w:sz w:val="22"/>
+                <w:sz w:val="24"/>
               </w:rPr>
               <w:t>Tự đánh giá (trắc nghiệm online)</w:t>
             </w:r>
@@ -9465,7 +9465,7 @@
             </w:pPr>
             <w:r>
               <w:rPr>
-                <w:sz w:val="22"/>
+                <w:sz w:val="24"/>
               </w:rPr>
               <w:t>Bài trắc nghiệm 7 câu, thang 10 điểm</w:t>
             </w:r>
@@ -9482,7 +9482,7 @@
             </w:pPr>
             <w:r>
               <w:rPr>
-                <w:sz w:val="22"/>
+                <w:sz w:val="24"/>
               </w:rPr>
               <w:t>Đạt: từ 5 điểm; Tốt: từ 8 điểm</w:t>
             </w:r>
@@ -9535,7 +9535,7 @@
             <w:r>
               <w:rPr>
                 <w:b/>
-                <w:sz w:val="22"/>
+                <w:sz w:val="24"/>
               </w:rPr>
               <w:t>Tiêu chí</w:t>
             </w:r>
@@ -9555,7 +9555,7 @@
             <w:r>
               <w:rPr>
                 <w:b/>
-                <w:sz w:val="22"/>
+                <w:sz w:val="24"/>
               </w:rPr>
               <w:t>Mức tốt</w:t>
             </w:r>
@@ -9575,7 +9575,7 @@
             <w:r>
               <w:rPr>
                 <w:b/>
-                <w:sz w:val="22"/>
+                <w:sz w:val="24"/>
               </w:rPr>
               <w:t>Mức đạt</w:t>
             </w:r>
@@ -9595,7 +9595,7 @@
             <w:r>
               <w:rPr>
                 <w:b/>
-                <w:sz w:val="22"/>
+                <w:sz w:val="24"/>
               </w:rPr>
               <w:t>Mức chưa đạt</w:t>
             </w:r>
@@ -9615,7 +9615,7 @@
             <w:r>
               <w:rPr>
                 <w:b/>
-                <w:sz w:val="22"/>
+                <w:sz w:val="24"/>
               </w:rPr>
               <w:t>Điểm</w:t>
             </w:r>
@@ -9637,7 +9637,7 @@
             </w:pPr>
             <w:r>
               <w:rPr>
-                <w:sz w:val="22"/>
+                <w:sz w:val="24"/>
               </w:rPr>
               <w:t>1. Thông tin thực tế</w:t>
             </w:r>
@@ -9654,7 +9654,7 @@
             </w:pPr>
             <w:r>
               <w:rPr>
-                <w:sz w:val="22"/>
+                <w:sz w:val="24"/>
               </w:rPr>
               <w:t>Chính xác, ngắn gọn, ghi rõ nguồn tin cậy</w:t>
             </w:r>
@@ -9671,7 +9671,7 @@
             </w:pPr>
             <w:r>
               <w:rPr>
-                <w:sz w:val="22"/>
+                <w:sz w:val="24"/>
               </w:rPr>
               <w:t>Có thông tin, nguồn chưa rõ</w:t>
             </w:r>
@@ -9688,7 +9688,7 @@
             </w:pPr>
             <w:r>
               <w:rPr>
-                <w:sz w:val="22"/>
+                <w:sz w:val="24"/>
               </w:rPr>
               <w:t>Không có nguồn hoặc sai thông tin</w:t>
             </w:r>
@@ -9706,7 +9706,7 @@
             </w:pPr>
             <w:r>
               <w:rPr>
-                <w:sz w:val="22"/>
+                <w:sz w:val="24"/>
               </w:rPr>
               <w:t>2</w:t>
             </w:r>
@@ -9728,7 +9728,7 @@
             </w:pPr>
             <w:r>
               <w:rPr>
-                <w:sz w:val="22"/>
+                <w:sz w:val="24"/>
               </w:rPr>
               <w:t>2. Bài toán tự đặt</w:t>
             </w:r>
@@ -9745,7 +9745,7 @@
             </w:pPr>
             <w:r>
               <w:rPr>
-                <w:sz w:val="22"/>
+                <w:sz w:val="24"/>
               </w:rPr>
               <w:t>Ẩn rõ ràng, hệ ≥ 3 bất phương trình hợp lí, biểu thức F đúng</w:t>
             </w:r>
@@ -9762,7 +9762,7 @@
             </w:pPr>
             <w:r>
               <w:rPr>
-                <w:sz w:val="22"/>
+                <w:sz w:val="24"/>
               </w:rPr>
               <w:t>Hệ hợp lí nhưng thiếu điều kiện x ≥ 0, y ≥ 0</w:t>
             </w:r>
@@ -9779,7 +9779,7 @@
             </w:pPr>
             <w:r>
               <w:rPr>
-                <w:sz w:val="22"/>
+                <w:sz w:val="24"/>
               </w:rPr>
               <w:t>Số liệu vô lí hoặc không lập được hệ</w:t>
             </w:r>
@@ -9797,7 +9797,7 @@
             </w:pPr>
             <w:r>
               <w:rPr>
-                <w:sz w:val="22"/>
+                <w:sz w:val="24"/>
               </w:rPr>
               <w:t>3</w:t>
             </w:r>
@@ -9819,7 +9819,7 @@
             </w:pPr>
             <w:r>
               <w:rPr>
-                <w:sz w:val="22"/>
+                <w:sz w:val="24"/>
               </w:rPr>
               <w:t>3. Lời giải</w:t>
             </w:r>
@@ -9836,13 +9836,13 @@
             </w:pPr>
             <w:r>
               <w:rPr>
-                <w:sz w:val="22"/>
+                <w:sz w:val="24"/>
               </w:rPr>
               <w:t xml:space="preserve">Miền nghiệm, các đỉnh, </w:t>
             </w:r>
             <w:r>
               <w:rPr>
-                <w:sz w:val="22"/>
+                <w:sz w:val="24"/>
               </w:rPr>
               <w:lastRenderedPageBreak/>
               <w:t>GTLN/GTNN đúng; kết luận gắn thực tế</w:t>
@@ -9860,14 +9860,14 @@
             </w:pPr>
             <w:r>
               <w:rPr>
-                <w:sz w:val="22"/>
+                <w:sz w:val="24"/>
               </w:rPr>
               <w:lastRenderedPageBreak/>
               <w:t xml:space="preserve">Đúng phần lớn, còn </w:t>
             </w:r>
             <w:r>
               <w:rPr>
-                <w:sz w:val="22"/>
+                <w:sz w:val="24"/>
               </w:rPr>
               <w:lastRenderedPageBreak/>
               <w:t>sai sót nhỏ</w:t>
@@ -9885,14 +9885,14 @@
             </w:pPr>
             <w:r>
               <w:rPr>
-                <w:sz w:val="22"/>
+                <w:sz w:val="24"/>
               </w:rPr>
               <w:lastRenderedPageBreak/>
               <w:t xml:space="preserve">Sai miền nghiệm </w:t>
             </w:r>
             <w:r>
               <w:rPr>
-                <w:sz w:val="22"/>
+                <w:sz w:val="24"/>
               </w:rPr>
               <w:lastRenderedPageBreak/>
               <w:t>hoặc không có kết luận</w:t>
@@ -9911,7 +9911,7 @@
             </w:pPr>
             <w:r>
               <w:rPr>
-                <w:sz w:val="22"/>
+                <w:sz w:val="24"/>
               </w:rPr>
               <w:lastRenderedPageBreak/>
               <w:t>3</w:t>
@@ -9934,7 +9934,7 @@
             </w:pPr>
             <w:r>
               <w:rPr>
-                <w:sz w:val="22"/>
+                <w:sz w:val="24"/>
               </w:rPr>
               <w:t>4. Công cụ số và AI</w:t>
             </w:r>
@@ -9951,7 +9951,7 @@
             </w:pPr>
             <w:r>
               <w:rPr>
-                <w:sz w:val="22"/>
+                <w:sz w:val="24"/>
               </w:rPr>
               <w:t>Có hình GeoGebra kiểm tra; Nhật ký AI đầy đủ, trung thực</w:t>
             </w:r>
@@ -9968,7 +9968,7 @@
             </w:pPr>
             <w:r>
               <w:rPr>
-                <w:sz w:val="22"/>
+                <w:sz w:val="24"/>
               </w:rPr>
               <w:t>Có hình GeoGebra hoặc Nhật ký AI</w:t>
             </w:r>
@@ -9985,7 +9985,7 @@
             </w:pPr>
             <w:r>
               <w:rPr>
-                <w:sz w:val="22"/>
+                <w:sz w:val="24"/>
               </w:rPr>
               <w:t>Không có</w:t>
             </w:r>
@@ -10003,7 +10003,7 @@
             </w:pPr>
             <w:r>
               <w:rPr>
-                <w:sz w:val="22"/>
+                <w:sz w:val="24"/>
               </w:rPr>
               <w:t>2</w:t>
             </w:r>
@@ -13135,7 +13135,7 @@
             <w:r>
               <w:rPr>
                 <w:b/>
-                <w:sz w:val="22"/>
+                <w:sz w:val="24"/>
               </w:rPr>
               <w:t>Lần</w:t>
             </w:r>
@@ -13155,7 +13155,7 @@
             <w:r>
               <w:rPr>
                 <w:b/>
-                <w:sz w:val="22"/>
+                <w:sz w:val="24"/>
               </w:rPr>
               <w:t>Câu lệnh em/nhóm đã nhập</w:t>
             </w:r>
@@ -13175,7 +13175,7 @@
             <w:r>
               <w:rPr>
                 <w:b/>
-                <w:sz w:val="22"/>
+                <w:sz w:val="24"/>
               </w:rPr>
               <w:t>AI trả lời (tóm tắt)</w:t>
             </w:r>
@@ -13195,7 +13195,7 @@
             <w:r>
               <w:rPr>
                 <w:b/>
-                <w:sz w:val="22"/>
+                <w:sz w:val="24"/>
               </w:rPr>
               <w:t>Em/nhóm kiểm chứng thế nào? Đúng/sai?</w:t>
             </w:r>
@@ -13215,7 +13215,7 @@
             <w:r>
               <w:rPr>
                 <w:b/>
-                <w:sz w:val="22"/>
+                <w:sz w:val="24"/>
               </w:rPr>
               <w:t>Em/nhóm đã dùng gợi ý vào đâu</w:t>
             </w:r>
@@ -13238,7 +13238,7 @@
             </w:pPr>
             <w:r>
               <w:rPr>
-                <w:sz w:val="22"/>
+                <w:sz w:val="24"/>
               </w:rPr>
               <w:t>1</w:t>
             </w:r>
@@ -13315,7 +13315,7 @@
             </w:pPr>
             <w:r>
               <w:rPr>
-                <w:sz w:val="22"/>
+                <w:sz w:val="24"/>
               </w:rPr>
               <w:t>2</w:t>
             </w:r>
@@ -13432,7 +13432,7 @@
       <w:rPr>
         <w:i/>
         <w:color w:val="1F4E79"/>
-        <w:sz w:val="22"/>
+        <w:sz w:val="24"/>
       </w:rPr>
       <w:t>GV: TTT</w:t>
     </w:r>
@@ -13440,7 +13440,7 @@
       <w:rPr>
         <w:i/>
         <w:color w:val="1F4E79"/>
-        <w:sz w:val="22"/>
+        <w:sz w:val="24"/>
       </w:rPr>
       <w:tab/>
       <w:t xml:space="preserve">Trang </w:t>
@@ -13457,14 +13457,14 @@
     <w:r>
       <w:rPr>
         <w:i/>
-        <w:sz w:val="22"/>
+        <w:sz w:val="24"/>
       </w:rPr>
       <w:t>1</w:t>
     </w:r>
     <w:r>
       <w:rPr>
         <w:i/>
-        <w:sz w:val="22"/>
+        <w:sz w:val="24"/>
       </w:rPr>
       <w:fldChar w:fldCharType="end"/>
     </w:r>
@@ -13524,7 +13524,7 @@
         <w:b/>
         <w:i/>
         <w:color w:val="1F4E79"/>
-        <w:sz w:val="22"/>
+        <w:sz w:val="24"/>
       </w:rPr>
       <w:t>KHBD-TOÁN10</w:t>
     </w:r>
@@ -13532,7 +13532,7 @@
       <w:rPr>
         <w:i/>
         <w:color w:val="1F4E79"/>
-        <w:sz w:val="22"/>
+        <w:sz w:val="24"/>
       </w:rPr>
       <w:tab/>
       <w:t>Năm học 2026-2027</w:t>
@@ -13639,7 +13639,7 @@
         <w:ind w:left="1440" w:hanging="360"/>
       </w:pPr>
       <w:rPr>
-        <w:rFonts w:ascii="Symbol" w:hAnsi="Symbol" w:hint="default"/>
+        <w:rFonts w:ascii="Times New Roman" w:hAnsi="Times New Roman" w:eastAsia="Times New Roman" w:cs="Times New Roman"/>
       </w:rPr>
     </w:lvl>
   </w:abstractNum>
@@ -13660,7 +13660,7 @@
         <w:ind w:left="1080" w:hanging="360"/>
       </w:pPr>
       <w:rPr>
-        <w:rFonts w:ascii="Symbol" w:hAnsi="Symbol" w:hint="default"/>
+        <w:rFonts w:ascii="Times New Roman" w:hAnsi="Times New Roman" w:eastAsia="Times New Roman" w:cs="Times New Roman"/>
       </w:rPr>
     </w:lvl>
   </w:abstractNum>
@@ -13681,7 +13681,7 @@
         <w:ind w:left="720" w:hanging="360"/>
       </w:pPr>
       <w:rPr>
-        <w:rFonts w:ascii="Symbol" w:hAnsi="Symbol" w:hint="default"/>
+        <w:rFonts w:ascii="Times New Roman" w:hAnsi="Times New Roman" w:eastAsia="Times New Roman" w:cs="Times New Roman"/>
       </w:rPr>
     </w:lvl>
   </w:abstractNum>
@@ -13720,7 +13720,7 @@
         <w:ind w:left="360" w:hanging="360"/>
       </w:pPr>
       <w:rPr>
-        <w:rFonts w:ascii="Symbol" w:hAnsi="Symbol" w:hint="default"/>
+        <w:rFonts w:ascii="Times New Roman" w:hAnsi="Times New Roman" w:eastAsia="Times New Roman" w:cs="Times New Roman"/>
       </w:rPr>
     </w:lvl>
   </w:abstractNum>
@@ -13759,10 +13759,10 @@
   <w:docDefaults>
     <w:rPrDefault>
       <w:rPr>
-        <w:rFonts w:asciiTheme="minorHAnsi" w:eastAsiaTheme="minorEastAsia" w:hAnsiTheme="minorHAnsi" w:cstheme="minorBidi"/>
-        <w:sz w:val="22"/>
-        <w:szCs w:val="22"/>
+        <w:rFonts w:ascii="Times New Roman" w:hAnsi="Times New Roman" w:eastAsia="Times New Roman" w:cs="Times New Roman"/>
         <w:lang w:val="en-US" w:eastAsia="en-US" w:bidi="ar-SA"/>
+        <w:sz w:val="24"/>
+        <w:szCs w:val="24"/>
       </w:rPr>
     </w:rPrDefault>
     <w:pPrDefault>
@@ -14145,8 +14145,8 @@
     <w:qFormat/>
     <w:rsid w:val="00FC693F"/>
     <w:rPr>
-      <w:rFonts w:ascii="Times New Roman" w:eastAsia="Times New Roman" w:hAnsi="Times New Roman"/>
-      <w:sz w:val="26"/>
+      <w:rFonts w:ascii="Times New Roman" w:hAnsi="Times New Roman" w:eastAsia="Times New Roman" w:cs="Times New Roman"/>
+      <w:sz w:val="24"/>
     </w:rPr>
   </w:style>
   <w:style w:type="paragraph" w:styleId="Heading1">
@@ -14164,12 +14164,12 @@
       <w:outlineLvl w:val="0"/>
     </w:pPr>
     <w:rPr>
-      <w:rFonts w:asciiTheme="majorHAnsi" w:eastAsiaTheme="majorEastAsia" w:hAnsiTheme="majorHAnsi" w:cstheme="majorBidi"/>
+      <w:rFonts w:ascii="Times New Roman" w:hAnsi="Times New Roman" w:eastAsia="Times New Roman" w:cs="Times New Roman"/>
       <w:b/>
       <w:bCs/>
       <w:color w:val="365F91" w:themeColor="accent1" w:themeShade="BF"/>
-      <w:sz w:val="28"/>
-      <w:szCs w:val="28"/>
+      <w:sz w:val="24"/>
+      <w:szCs w:val="24"/>
     </w:rPr>
   </w:style>
   <w:style w:type="paragraph" w:styleId="Heading2">
@@ -14188,11 +14188,11 @@
       <w:outlineLvl w:val="1"/>
     </w:pPr>
     <w:rPr>
-      <w:rFonts w:asciiTheme="majorHAnsi" w:eastAsiaTheme="majorEastAsia" w:hAnsiTheme="majorHAnsi" w:cstheme="majorBidi"/>
+      <w:rFonts w:ascii="Times New Roman" w:hAnsi="Times New Roman" w:eastAsia="Times New Roman" w:cs="Times New Roman"/>
       <w:b/>
       <w:bCs/>
       <w:color w:val="4F81BD" w:themeColor="accent1"/>
-      <w:szCs w:val="26"/>
+      <w:szCs w:val="24"/>
     </w:rPr>
   </w:style>
   <w:style w:type="paragraph" w:styleId="Heading3">
@@ -14211,7 +14211,7 @@
       <w:outlineLvl w:val="2"/>
     </w:pPr>
     <w:rPr>
-      <w:rFonts w:asciiTheme="majorHAnsi" w:eastAsiaTheme="majorEastAsia" w:hAnsiTheme="majorHAnsi" w:cstheme="majorBidi"/>
+      <w:rFonts w:ascii="Times New Roman" w:hAnsi="Times New Roman" w:eastAsia="Times New Roman" w:cs="Times New Roman"/>
       <w:b/>
       <w:bCs/>
       <w:color w:val="4F81BD" w:themeColor="accent1"/>
@@ -14234,7 +14234,7 @@
       <w:outlineLvl w:val="3"/>
     </w:pPr>
     <w:rPr>
-      <w:rFonts w:asciiTheme="majorHAnsi" w:eastAsiaTheme="majorEastAsia" w:hAnsiTheme="majorHAnsi" w:cstheme="majorBidi"/>
+      <w:rFonts w:ascii="Times New Roman" w:hAnsi="Times New Roman" w:eastAsia="Times New Roman" w:cs="Times New Roman"/>
       <w:b/>
       <w:bCs/>
       <w:i/>
@@ -14259,7 +14259,7 @@
       <w:outlineLvl w:val="4"/>
     </w:pPr>
     <w:rPr>
-      <w:rFonts w:asciiTheme="majorHAnsi" w:eastAsiaTheme="majorEastAsia" w:hAnsiTheme="majorHAnsi" w:cstheme="majorBidi"/>
+      <w:rFonts w:ascii="Times New Roman" w:hAnsi="Times New Roman" w:eastAsia="Times New Roman" w:cs="Times New Roman"/>
       <w:color w:val="243F60" w:themeColor="accent1" w:themeShade="7F"/>
     </w:rPr>
   </w:style>
@@ -14280,7 +14280,7 @@
       <w:outlineLvl w:val="5"/>
     </w:pPr>
     <w:rPr>
-      <w:rFonts w:asciiTheme="majorHAnsi" w:eastAsiaTheme="majorEastAsia" w:hAnsiTheme="majorHAnsi" w:cstheme="majorBidi"/>
+      <w:rFonts w:ascii="Times New Roman" w:hAnsi="Times New Roman" w:eastAsia="Times New Roman" w:cs="Times New Roman"/>
       <w:i/>
       <w:iCs/>
       <w:color w:val="243F60" w:themeColor="accent1" w:themeShade="7F"/>
@@ -14303,7 +14303,7 @@
       <w:outlineLvl w:val="6"/>
     </w:pPr>
     <w:rPr>
-      <w:rFonts w:asciiTheme="majorHAnsi" w:eastAsiaTheme="majorEastAsia" w:hAnsiTheme="majorHAnsi" w:cstheme="majorBidi"/>
+      <w:rFonts w:ascii="Times New Roman" w:hAnsi="Times New Roman" w:eastAsia="Times New Roman" w:cs="Times New Roman"/>
       <w:i/>
       <w:iCs/>
       <w:color w:val="404040" w:themeColor="text1" w:themeTint="BF"/>
@@ -14326,10 +14326,10 @@
       <w:outlineLvl w:val="7"/>
     </w:pPr>
     <w:rPr>
-      <w:rFonts w:asciiTheme="majorHAnsi" w:eastAsiaTheme="majorEastAsia" w:hAnsiTheme="majorHAnsi" w:cstheme="majorBidi"/>
+      <w:rFonts w:ascii="Times New Roman" w:hAnsi="Times New Roman" w:eastAsia="Times New Roman" w:cs="Times New Roman"/>
       <w:color w:val="4F81BD" w:themeColor="accent1"/>
-      <w:sz w:val="20"/>
-      <w:szCs w:val="20"/>
+      <w:sz w:val="24"/>
+      <w:szCs w:val="24"/>
     </w:rPr>
   </w:style>
   <w:style w:type="paragraph" w:styleId="Heading9">
@@ -14349,12 +14349,12 @@
       <w:outlineLvl w:val="8"/>
     </w:pPr>
     <w:rPr>
-      <w:rFonts w:asciiTheme="majorHAnsi" w:eastAsiaTheme="majorEastAsia" w:hAnsiTheme="majorHAnsi" w:cstheme="majorBidi"/>
+      <w:rFonts w:ascii="Times New Roman" w:hAnsi="Times New Roman" w:eastAsia="Times New Roman" w:cs="Times New Roman"/>
       <w:i/>
       <w:iCs/>
       <w:color w:val="404040" w:themeColor="text1" w:themeTint="BF"/>
-      <w:sz w:val="20"/>
-      <w:szCs w:val="20"/>
+      <w:sz w:val="24"/>
+      <w:szCs w:val="24"/>
     </w:rPr>
   </w:style>
   <w:style w:type="character" w:default="1" w:styleId="DefaultParagraphFont">
@@ -14436,12 +14436,12 @@
     <w:uiPriority w:val="9"/>
     <w:rsid w:val="00FC693F"/>
     <w:rPr>
-      <w:rFonts w:asciiTheme="majorHAnsi" w:eastAsiaTheme="majorEastAsia" w:hAnsiTheme="majorHAnsi" w:cstheme="majorBidi"/>
+      <w:rFonts w:ascii="Times New Roman" w:hAnsi="Times New Roman" w:eastAsia="Times New Roman" w:cs="Times New Roman"/>
       <w:b/>
       <w:bCs/>
       <w:color w:val="365F91" w:themeColor="accent1" w:themeShade="BF"/>
-      <w:sz w:val="28"/>
-      <w:szCs w:val="28"/>
+      <w:sz w:val="24"/>
+      <w:szCs w:val="24"/>
     </w:rPr>
   </w:style>
   <w:style w:type="character" w:customStyle="1" w:styleId="Heading2Char">
@@ -14451,12 +14451,12 @@
     <w:uiPriority w:val="9"/>
     <w:rsid w:val="00FC693F"/>
     <w:rPr>
-      <w:rFonts w:asciiTheme="majorHAnsi" w:eastAsiaTheme="majorEastAsia" w:hAnsiTheme="majorHAnsi" w:cstheme="majorBidi"/>
+      <w:rFonts w:ascii="Times New Roman" w:hAnsi="Times New Roman" w:eastAsia="Times New Roman" w:cs="Times New Roman"/>
       <w:b/>
       <w:bCs/>
       <w:color w:val="4F81BD" w:themeColor="accent1"/>
-      <w:sz w:val="26"/>
-      <w:szCs w:val="26"/>
+      <w:sz w:val="24"/>
+      <w:szCs w:val="24"/>
     </w:rPr>
   </w:style>
   <w:style w:type="character" w:customStyle="1" w:styleId="Heading3Char">
@@ -14466,7 +14466,7 @@
     <w:uiPriority w:val="9"/>
     <w:rsid w:val="00FC693F"/>
     <w:rPr>
-      <w:rFonts w:asciiTheme="majorHAnsi" w:eastAsiaTheme="majorEastAsia" w:hAnsiTheme="majorHAnsi" w:cstheme="majorBidi"/>
+      <w:rFonts w:ascii="Times New Roman" w:hAnsi="Times New Roman" w:eastAsia="Times New Roman" w:cs="Times New Roman"/>
       <w:b/>
       <w:bCs/>
       <w:color w:val="4F81BD" w:themeColor="accent1"/>
@@ -14488,12 +14488,12 @@
       <w:contextualSpacing/>
     </w:pPr>
     <w:rPr>
-      <w:rFonts w:asciiTheme="majorHAnsi" w:eastAsiaTheme="majorEastAsia" w:hAnsiTheme="majorHAnsi" w:cstheme="majorBidi"/>
+      <w:rFonts w:ascii="Times New Roman" w:hAnsi="Times New Roman" w:eastAsia="Times New Roman" w:cs="Times New Roman"/>
       <w:color w:val="17365D" w:themeColor="text2" w:themeShade="BF"/>
       <w:spacing w:val="5"/>
       <w:kern w:val="28"/>
-      <w:sz w:val="52"/>
-      <w:szCs w:val="52"/>
+      <w:sz w:val="24"/>
+      <w:szCs w:val="24"/>
     </w:rPr>
   </w:style>
   <w:style w:type="character" w:customStyle="1" w:styleId="TitleChar">
@@ -14503,12 +14503,12 @@
     <w:uiPriority w:val="10"/>
     <w:rsid w:val="00FC693F"/>
     <w:rPr>
-      <w:rFonts w:asciiTheme="majorHAnsi" w:eastAsiaTheme="majorEastAsia" w:hAnsiTheme="majorHAnsi" w:cstheme="majorBidi"/>
+      <w:rFonts w:ascii="Times New Roman" w:hAnsi="Times New Roman" w:eastAsia="Times New Roman" w:cs="Times New Roman"/>
       <w:color w:val="17365D" w:themeColor="text2" w:themeShade="BF"/>
       <w:spacing w:val="5"/>
       <w:kern w:val="28"/>
-      <w:sz w:val="52"/>
-      <w:szCs w:val="52"/>
+      <w:sz w:val="24"/>
+      <w:szCs w:val="24"/>
     </w:rPr>
   </w:style>
   <w:style w:type="paragraph" w:styleId="Subtitle">
@@ -14525,7 +14525,7 @@
       </w:numPr>
     </w:pPr>
     <w:rPr>
-      <w:rFonts w:asciiTheme="majorHAnsi" w:eastAsiaTheme="majorEastAsia" w:hAnsiTheme="majorHAnsi" w:cstheme="majorBidi"/>
+      <w:rFonts w:ascii="Times New Roman" w:hAnsi="Times New Roman" w:eastAsia="Times New Roman" w:cs="Times New Roman"/>
       <w:i/>
       <w:iCs/>
       <w:color w:val="4F81BD" w:themeColor="accent1"/>
@@ -14541,7 +14541,7 @@
     <w:uiPriority w:val="11"/>
     <w:rsid w:val="00FC693F"/>
     <w:rPr>
-      <w:rFonts w:asciiTheme="majorHAnsi" w:eastAsiaTheme="majorEastAsia" w:hAnsiTheme="majorHAnsi" w:cstheme="majorBidi"/>
+      <w:rFonts w:ascii="Times New Roman" w:hAnsi="Times New Roman" w:eastAsia="Times New Roman" w:cs="Times New Roman"/>
       <w:i/>
       <w:iCs/>
       <w:color w:val="4F81BD" w:themeColor="accent1"/>
@@ -14608,8 +14608,8 @@
       <w:spacing w:after="120"/>
     </w:pPr>
     <w:rPr>
-      <w:sz w:val="16"/>
-      <w:szCs w:val="16"/>
+      <w:sz w:val="24"/>
+      <w:szCs w:val="24"/>
     </w:rPr>
   </w:style>
   <w:style w:type="character" w:customStyle="1" w:styleId="BodyText3Char">
@@ -14619,8 +14619,8 @@
     <w:uiPriority w:val="99"/>
     <w:rsid w:val="00AA1D8D"/>
     <w:rPr>
-      <w:sz w:val="16"/>
-      <w:szCs w:val="16"/>
+      <w:sz w:val="24"/>
+      <w:szCs w:val="24"/>
     </w:rPr>
   </w:style>
   <w:style w:type="paragraph" w:styleId="List">
@@ -14788,9 +14788,9 @@
       </w:tabs>
     </w:pPr>
     <w:rPr>
-      <w:rFonts w:ascii="Courier" w:hAnsi="Courier"/>
-      <w:sz w:val="20"/>
-      <w:szCs w:val="20"/>
+      <w:rFonts w:ascii="Times New Roman" w:hAnsi="Times New Roman" w:eastAsia="Times New Roman" w:cs="Times New Roman"/>
+      <w:sz w:val="24"/>
+      <w:szCs w:val="24"/>
     </w:rPr>
   </w:style>
   <w:style w:type="character" w:customStyle="1" w:styleId="MacroTextChar">
@@ -14800,9 +14800,9 @@
     <w:uiPriority w:val="99"/>
     <w:rsid w:val="0029639D"/>
     <w:rPr>
-      <w:rFonts w:ascii="Courier" w:hAnsi="Courier"/>
-      <w:sz w:val="20"/>
-      <w:szCs w:val="20"/>
+      <w:rFonts w:ascii="Times New Roman" w:hAnsi="Times New Roman" w:eastAsia="Times New Roman" w:cs="Times New Roman"/>
+      <w:sz w:val="24"/>
+      <w:szCs w:val="24"/>
     </w:rPr>
   </w:style>
   <w:style w:type="paragraph" w:styleId="Quote">
@@ -14839,7 +14839,7 @@
     <w:semiHidden/>
     <w:rsid w:val="00FC693F"/>
     <w:rPr>
-      <w:rFonts w:asciiTheme="majorHAnsi" w:eastAsiaTheme="majorEastAsia" w:hAnsiTheme="majorHAnsi" w:cstheme="majorBidi"/>
+      <w:rFonts w:ascii="Times New Roman" w:hAnsi="Times New Roman" w:eastAsia="Times New Roman" w:cs="Times New Roman"/>
       <w:b/>
       <w:bCs/>
       <w:i/>
@@ -14855,7 +14855,7 @@
     <w:semiHidden/>
     <w:rsid w:val="00FC693F"/>
     <w:rPr>
-      <w:rFonts w:asciiTheme="majorHAnsi" w:eastAsiaTheme="majorEastAsia" w:hAnsiTheme="majorHAnsi" w:cstheme="majorBidi"/>
+      <w:rFonts w:ascii="Times New Roman" w:hAnsi="Times New Roman" w:eastAsia="Times New Roman" w:cs="Times New Roman"/>
       <w:color w:val="243F60" w:themeColor="accent1" w:themeShade="7F"/>
     </w:rPr>
   </w:style>
@@ -14867,7 +14867,7 @@
     <w:semiHidden/>
     <w:rsid w:val="00FC693F"/>
     <w:rPr>
-      <w:rFonts w:asciiTheme="majorHAnsi" w:eastAsiaTheme="majorEastAsia" w:hAnsiTheme="majorHAnsi" w:cstheme="majorBidi"/>
+      <w:rFonts w:ascii="Times New Roman" w:hAnsi="Times New Roman" w:eastAsia="Times New Roman" w:cs="Times New Roman"/>
       <w:i/>
       <w:iCs/>
       <w:color w:val="243F60" w:themeColor="accent1" w:themeShade="7F"/>
@@ -14881,7 +14881,7 @@
     <w:semiHidden/>
     <w:rsid w:val="00FC693F"/>
     <w:rPr>
-      <w:rFonts w:asciiTheme="majorHAnsi" w:eastAsiaTheme="majorEastAsia" w:hAnsiTheme="majorHAnsi" w:cstheme="majorBidi"/>
+      <w:rFonts w:ascii="Times New Roman" w:hAnsi="Times New Roman" w:eastAsia="Times New Roman" w:cs="Times New Roman"/>
       <w:i/>
       <w:iCs/>
       <w:color w:val="404040" w:themeColor="text1" w:themeTint="BF"/>
@@ -14895,10 +14895,10 @@
     <w:semiHidden/>
     <w:rsid w:val="00FC693F"/>
     <w:rPr>
-      <w:rFonts w:asciiTheme="majorHAnsi" w:eastAsiaTheme="majorEastAsia" w:hAnsiTheme="majorHAnsi" w:cstheme="majorBidi"/>
+      <w:rFonts w:ascii="Times New Roman" w:hAnsi="Times New Roman" w:eastAsia="Times New Roman" w:cs="Times New Roman"/>
       <w:color w:val="4F81BD" w:themeColor="accent1"/>
-      <w:sz w:val="20"/>
-      <w:szCs w:val="20"/>
+      <w:sz w:val="24"/>
+      <w:szCs w:val="24"/>
     </w:rPr>
   </w:style>
   <w:style w:type="character" w:customStyle="1" w:styleId="Heading9Char">
@@ -14909,12 +14909,12 @@
     <w:semiHidden/>
     <w:rsid w:val="00FC693F"/>
     <w:rPr>
-      <w:rFonts w:asciiTheme="majorHAnsi" w:eastAsiaTheme="majorEastAsia" w:hAnsiTheme="majorHAnsi" w:cstheme="majorBidi"/>
+      <w:rFonts w:ascii="Times New Roman" w:hAnsi="Times New Roman" w:eastAsia="Times New Roman" w:cs="Times New Roman"/>
       <w:i/>
       <w:iCs/>
       <w:color w:val="404040" w:themeColor="text1" w:themeTint="BF"/>
-      <w:sz w:val="20"/>
-      <w:szCs w:val="20"/>
+      <w:sz w:val="24"/>
+      <w:szCs w:val="24"/>
     </w:rPr>
   </w:style>
   <w:style w:type="paragraph" w:styleId="Caption">
@@ -14933,8 +14933,8 @@
       <w:b/>
       <w:bCs/>
       <w:color w:val="4F81BD" w:themeColor="accent1"/>
-      <w:sz w:val="18"/>
-      <w:szCs w:val="18"/>
+      <w:sz w:val="24"/>
+      <w:szCs w:val="24"/>
     </w:rPr>
   </w:style>
   <w:style w:type="character" w:styleId="Strong">
@@ -16386,7 +16386,7 @@
         <w:spacing w:before="0" w:after="0" w:line="240" w:lineRule="auto"/>
       </w:pPr>
       <w:rPr>
-        <w:rFonts w:asciiTheme="majorHAnsi" w:eastAsiaTheme="majorEastAsia" w:hAnsiTheme="majorHAnsi" w:cstheme="majorBidi"/>
+        <w:rFonts w:ascii="Times New Roman" w:hAnsi="Times New Roman" w:eastAsia="Times New Roman" w:cs="Times New Roman"/>
         <w:b/>
         <w:bCs/>
       </w:rPr>
@@ -16407,7 +16407,7 @@
         <w:spacing w:before="0" w:after="0" w:line="240" w:lineRule="auto"/>
       </w:pPr>
       <w:rPr>
-        <w:rFonts w:asciiTheme="majorHAnsi" w:eastAsiaTheme="majorEastAsia" w:hAnsiTheme="majorHAnsi" w:cstheme="majorBidi"/>
+        <w:rFonts w:ascii="Times New Roman" w:hAnsi="Times New Roman" w:eastAsia="Times New Roman" w:cs="Times New Roman"/>
         <w:b/>
         <w:bCs/>
       </w:rPr>
@@ -16425,14 +16425,14 @@
     </w:tblStylePr>
     <w:tblStylePr w:type="firstCol">
       <w:rPr>
-        <w:rFonts w:asciiTheme="majorHAnsi" w:eastAsiaTheme="majorEastAsia" w:hAnsiTheme="majorHAnsi" w:cstheme="majorBidi"/>
+        <w:rFonts w:ascii="Times New Roman" w:hAnsi="Times New Roman" w:eastAsia="Times New Roman" w:cs="Times New Roman"/>
         <w:b/>
         <w:bCs/>
       </w:rPr>
     </w:tblStylePr>
     <w:tblStylePr w:type="lastCol">
       <w:rPr>
-        <w:rFonts w:asciiTheme="majorHAnsi" w:eastAsiaTheme="majorEastAsia" w:hAnsiTheme="majorHAnsi" w:cstheme="majorBidi"/>
+        <w:rFonts w:ascii="Times New Roman" w:hAnsi="Times New Roman" w:eastAsia="Times New Roman" w:cs="Times New Roman"/>
         <w:b/>
         <w:bCs/>
       </w:rPr>
@@ -16509,7 +16509,7 @@
         <w:spacing w:before="0" w:after="0" w:line="240" w:lineRule="auto"/>
       </w:pPr>
       <w:rPr>
-        <w:rFonts w:asciiTheme="majorHAnsi" w:eastAsiaTheme="majorEastAsia" w:hAnsiTheme="majorHAnsi" w:cstheme="majorBidi"/>
+        <w:rFonts w:ascii="Times New Roman" w:hAnsi="Times New Roman" w:eastAsia="Times New Roman" w:cs="Times New Roman"/>
         <w:b/>
         <w:bCs/>
       </w:rPr>
@@ -16530,7 +16530,7 @@
         <w:spacing w:before="0" w:after="0" w:line="240" w:lineRule="auto"/>
       </w:pPr>
       <w:rPr>
-        <w:rFonts w:asciiTheme="majorHAnsi" w:eastAsiaTheme="majorEastAsia" w:hAnsiTheme="majorHAnsi" w:cstheme="majorBidi"/>
+        <w:rFonts w:ascii="Times New Roman" w:hAnsi="Times New Roman" w:eastAsia="Times New Roman" w:cs="Times New Roman"/>
         <w:b/>
         <w:bCs/>
       </w:rPr>
@@ -16548,14 +16548,14 @@
     </w:tblStylePr>
     <w:tblStylePr w:type="firstCol">
       <w:rPr>
-        <w:rFonts w:asciiTheme="majorHAnsi" w:eastAsiaTheme="majorEastAsia" w:hAnsiTheme="majorHAnsi" w:cstheme="majorBidi"/>
+        <w:rFonts w:ascii="Times New Roman" w:hAnsi="Times New Roman" w:eastAsia="Times New Roman" w:cs="Times New Roman"/>
         <w:b/>
         <w:bCs/>
       </w:rPr>
     </w:tblStylePr>
     <w:tblStylePr w:type="lastCol">
       <w:rPr>
-        <w:rFonts w:asciiTheme="majorHAnsi" w:eastAsiaTheme="majorEastAsia" w:hAnsiTheme="majorHAnsi" w:cstheme="majorBidi"/>
+        <w:rFonts w:ascii="Times New Roman" w:hAnsi="Times New Roman" w:eastAsia="Times New Roman" w:cs="Times New Roman"/>
         <w:b/>
         <w:bCs/>
       </w:rPr>
@@ -16632,7 +16632,7 @@
         <w:spacing w:before="0" w:after="0" w:line="240" w:lineRule="auto"/>
       </w:pPr>
       <w:rPr>
-        <w:rFonts w:asciiTheme="majorHAnsi" w:eastAsiaTheme="majorEastAsia" w:hAnsiTheme="majorHAnsi" w:cstheme="majorBidi"/>
+        <w:rFonts w:ascii="Times New Roman" w:hAnsi="Times New Roman" w:eastAsia="Times New Roman" w:cs="Times New Roman"/>
         <w:b/>
         <w:bCs/>
       </w:rPr>
@@ -16653,7 +16653,7 @@
         <w:spacing w:before="0" w:after="0" w:line="240" w:lineRule="auto"/>
       </w:pPr>
       <w:rPr>
-        <w:rFonts w:asciiTheme="majorHAnsi" w:eastAsiaTheme="majorEastAsia" w:hAnsiTheme="majorHAnsi" w:cstheme="majorBidi"/>
+        <w:rFonts w:ascii="Times New Roman" w:hAnsi="Times New Roman" w:eastAsia="Times New Roman" w:cs="Times New Roman"/>
         <w:b/>
         <w:bCs/>
       </w:rPr>
@@ -16671,14 +16671,14 @@
     </w:tblStylePr>
     <w:tblStylePr w:type="firstCol">
       <w:rPr>
-        <w:rFonts w:asciiTheme="majorHAnsi" w:eastAsiaTheme="majorEastAsia" w:hAnsiTheme="majorHAnsi" w:cstheme="majorBidi"/>
+        <w:rFonts w:ascii="Times New Roman" w:hAnsi="Times New Roman" w:eastAsia="Times New Roman" w:cs="Times New Roman"/>
         <w:b/>
         <w:bCs/>
       </w:rPr>
     </w:tblStylePr>
     <w:tblStylePr w:type="lastCol">
       <w:rPr>
-        <w:rFonts w:asciiTheme="majorHAnsi" w:eastAsiaTheme="majorEastAsia" w:hAnsiTheme="majorHAnsi" w:cstheme="majorBidi"/>
+        <w:rFonts w:ascii="Times New Roman" w:hAnsi="Times New Roman" w:eastAsia="Times New Roman" w:cs="Times New Roman"/>
         <w:b/>
         <w:bCs/>
       </w:rPr>
@@ -16755,7 +16755,7 @@
         <w:spacing w:before="0" w:after="0" w:line="240" w:lineRule="auto"/>
       </w:pPr>
       <w:rPr>
-        <w:rFonts w:asciiTheme="majorHAnsi" w:eastAsiaTheme="majorEastAsia" w:hAnsiTheme="majorHAnsi" w:cstheme="majorBidi"/>
+        <w:rFonts w:ascii="Times New Roman" w:hAnsi="Times New Roman" w:eastAsia="Times New Roman" w:cs="Times New Roman"/>
         <w:b/>
         <w:bCs/>
       </w:rPr>
@@ -16776,7 +16776,7 @@
         <w:spacing w:before="0" w:after="0" w:line="240" w:lineRule="auto"/>
       </w:pPr>
       <w:rPr>
-        <w:rFonts w:asciiTheme="majorHAnsi" w:eastAsiaTheme="majorEastAsia" w:hAnsiTheme="majorHAnsi" w:cstheme="majorBidi"/>
+        <w:rFonts w:ascii="Times New Roman" w:hAnsi="Times New Roman" w:eastAsia="Times New Roman" w:cs="Times New Roman"/>
         <w:b/>
         <w:bCs/>
       </w:rPr>
@@ -16794,14 +16794,14 @@
     </w:tblStylePr>
     <w:tblStylePr w:type="firstCol">
       <w:rPr>
-        <w:rFonts w:asciiTheme="majorHAnsi" w:eastAsiaTheme="majorEastAsia" w:hAnsiTheme="majorHAnsi" w:cstheme="majorBidi"/>
+        <w:rFonts w:ascii="Times New Roman" w:hAnsi="Times New Roman" w:eastAsia="Times New Roman" w:cs="Times New Roman"/>
         <w:b/>
         <w:bCs/>
       </w:rPr>
     </w:tblStylePr>
     <w:tblStylePr w:type="lastCol">
       <w:rPr>
-        <w:rFonts w:asciiTheme="majorHAnsi" w:eastAsiaTheme="majorEastAsia" w:hAnsiTheme="majorHAnsi" w:cstheme="majorBidi"/>
+        <w:rFonts w:ascii="Times New Roman" w:hAnsi="Times New Roman" w:eastAsia="Times New Roman" w:cs="Times New Roman"/>
         <w:b/>
         <w:bCs/>
       </w:rPr>
@@ -16878,7 +16878,7 @@
         <w:spacing w:before="0" w:after="0" w:line="240" w:lineRule="auto"/>
       </w:pPr>
       <w:rPr>
-        <w:rFonts w:asciiTheme="majorHAnsi" w:eastAsiaTheme="majorEastAsia" w:hAnsiTheme="majorHAnsi" w:cstheme="majorBidi"/>
+        <w:rFonts w:ascii="Times New Roman" w:hAnsi="Times New Roman" w:eastAsia="Times New Roman" w:cs="Times New Roman"/>
         <w:b/>
         <w:bCs/>
       </w:rPr>
@@ -16899,7 +16899,7 @@
         <w:spacing w:before="0" w:after="0" w:line="240" w:lineRule="auto"/>
       </w:pPr>
       <w:rPr>
-        <w:rFonts w:asciiTheme="majorHAnsi" w:eastAsiaTheme="majorEastAsia" w:hAnsiTheme="majorHAnsi" w:cstheme="majorBidi"/>
+        <w:rFonts w:ascii="Times New Roman" w:hAnsi="Times New Roman" w:eastAsia="Times New Roman" w:cs="Times New Roman"/>
         <w:b/>
         <w:bCs/>
       </w:rPr>
@@ -16917,14 +16917,14 @@
     </w:tblStylePr>
     <w:tblStylePr w:type="firstCol">
       <w:rPr>
-        <w:rFonts w:asciiTheme="majorHAnsi" w:eastAsiaTheme="majorEastAsia" w:hAnsiTheme="majorHAnsi" w:cstheme="majorBidi"/>
+        <w:rFonts w:ascii="Times New Roman" w:hAnsi="Times New Roman" w:eastAsia="Times New Roman" w:cs="Times New Roman"/>
         <w:b/>
         <w:bCs/>
       </w:rPr>
     </w:tblStylePr>
     <w:tblStylePr w:type="lastCol">
       <w:rPr>
-        <w:rFonts w:asciiTheme="majorHAnsi" w:eastAsiaTheme="majorEastAsia" w:hAnsiTheme="majorHAnsi" w:cstheme="majorBidi"/>
+        <w:rFonts w:ascii="Times New Roman" w:hAnsi="Times New Roman" w:eastAsia="Times New Roman" w:cs="Times New Roman"/>
         <w:b/>
         <w:bCs/>
       </w:rPr>
@@ -17001,7 +17001,7 @@
         <w:spacing w:before="0" w:after="0" w:line="240" w:lineRule="auto"/>
       </w:pPr>
       <w:rPr>
-        <w:rFonts w:asciiTheme="majorHAnsi" w:eastAsiaTheme="majorEastAsia" w:hAnsiTheme="majorHAnsi" w:cstheme="majorBidi"/>
+        <w:rFonts w:ascii="Times New Roman" w:hAnsi="Times New Roman" w:eastAsia="Times New Roman" w:cs="Times New Roman"/>
         <w:b/>
         <w:bCs/>
       </w:rPr>
@@ -17022,7 +17022,7 @@
         <w:spacing w:before="0" w:after="0" w:line="240" w:lineRule="auto"/>
       </w:pPr>
       <w:rPr>
-        <w:rFonts w:asciiTheme="majorHAnsi" w:eastAsiaTheme="majorEastAsia" w:hAnsiTheme="majorHAnsi" w:cstheme="majorBidi"/>
+        <w:rFonts w:ascii="Times New Roman" w:hAnsi="Times New Roman" w:eastAsia="Times New Roman" w:cs="Times New Roman"/>
         <w:b/>
         <w:bCs/>
       </w:rPr>
@@ -17040,14 +17040,14 @@
     </w:tblStylePr>
     <w:tblStylePr w:type="firstCol">
       <w:rPr>
-        <w:rFonts w:asciiTheme="majorHAnsi" w:eastAsiaTheme="majorEastAsia" w:hAnsiTheme="majorHAnsi" w:cstheme="majorBidi"/>
+        <w:rFonts w:ascii="Times New Roman" w:hAnsi="Times New Roman" w:eastAsia="Times New Roman" w:cs="Times New Roman"/>
         <w:b/>
         <w:bCs/>
       </w:rPr>
     </w:tblStylePr>
     <w:tblStylePr w:type="lastCol">
       <w:rPr>
-        <w:rFonts w:asciiTheme="majorHAnsi" w:eastAsiaTheme="majorEastAsia" w:hAnsiTheme="majorHAnsi" w:cstheme="majorBidi"/>
+        <w:rFonts w:ascii="Times New Roman" w:hAnsi="Times New Roman" w:eastAsia="Times New Roman" w:cs="Times New Roman"/>
         <w:b/>
         <w:bCs/>
       </w:rPr>
@@ -17124,7 +17124,7 @@
         <w:spacing w:before="0" w:after="0" w:line="240" w:lineRule="auto"/>
       </w:pPr>
       <w:rPr>
-        <w:rFonts w:asciiTheme="majorHAnsi" w:eastAsiaTheme="majorEastAsia" w:hAnsiTheme="majorHAnsi" w:cstheme="majorBidi"/>
+        <w:rFonts w:ascii="Times New Roman" w:hAnsi="Times New Roman" w:eastAsia="Times New Roman" w:cs="Times New Roman"/>
         <w:b/>
         <w:bCs/>
       </w:rPr>
@@ -17145,7 +17145,7 @@
         <w:spacing w:before="0" w:after="0" w:line="240" w:lineRule="auto"/>
       </w:pPr>
       <w:rPr>
-        <w:rFonts w:asciiTheme="majorHAnsi" w:eastAsiaTheme="majorEastAsia" w:hAnsiTheme="majorHAnsi" w:cstheme="majorBidi"/>
+        <w:rFonts w:ascii="Times New Roman" w:hAnsi="Times New Roman" w:eastAsia="Times New Roman" w:cs="Times New Roman"/>
         <w:b/>
         <w:bCs/>
       </w:rPr>
@@ -17163,14 +17163,14 @@
     </w:tblStylePr>
     <w:tblStylePr w:type="firstCol">
       <w:rPr>
-        <w:rFonts w:asciiTheme="majorHAnsi" w:eastAsiaTheme="majorEastAsia" w:hAnsiTheme="majorHAnsi" w:cstheme="majorBidi"/>
+        <w:rFonts w:ascii="Times New Roman" w:hAnsi="Times New Roman" w:eastAsia="Times New Roman" w:cs="Times New Roman"/>
         <w:b/>
         <w:bCs/>
       </w:rPr>
     </w:tblStylePr>
     <w:tblStylePr w:type="lastCol">
       <w:rPr>
-        <w:rFonts w:asciiTheme="majorHAnsi" w:eastAsiaTheme="majorEastAsia" w:hAnsiTheme="majorHAnsi" w:cstheme="majorBidi"/>
+        <w:rFonts w:ascii="Times New Roman" w:hAnsi="Times New Roman" w:eastAsia="Times New Roman" w:cs="Times New Roman"/>
         <w:b/>
         <w:bCs/>
       </w:rPr>
@@ -18930,7 +18930,7 @@
     </w:tblPr>
     <w:tblStylePr w:type="firstRow">
       <w:rPr>
-        <w:rFonts w:asciiTheme="majorHAnsi" w:eastAsiaTheme="majorEastAsia" w:hAnsiTheme="majorHAnsi" w:cstheme="majorBidi"/>
+        <w:rFonts w:ascii="Times New Roman" w:hAnsi="Times New Roman" w:eastAsia="Times New Roman" w:cs="Times New Roman"/>
       </w:rPr>
       <w:tblPr/>
       <w:tcPr>
@@ -19007,7 +19007,7 @@
     </w:tblPr>
     <w:tblStylePr w:type="firstRow">
       <w:rPr>
-        <w:rFonts w:asciiTheme="majorHAnsi" w:eastAsiaTheme="majorEastAsia" w:hAnsiTheme="majorHAnsi" w:cstheme="majorBidi"/>
+        <w:rFonts w:ascii="Times New Roman" w:hAnsi="Times New Roman" w:eastAsia="Times New Roman" w:cs="Times New Roman"/>
       </w:rPr>
       <w:tblPr/>
       <w:tcPr>
@@ -19084,7 +19084,7 @@
     </w:tblPr>
     <w:tblStylePr w:type="firstRow">
       <w:rPr>
-        <w:rFonts w:asciiTheme="majorHAnsi" w:eastAsiaTheme="majorEastAsia" w:hAnsiTheme="majorHAnsi" w:cstheme="majorBidi"/>
+        <w:rFonts w:ascii="Times New Roman" w:hAnsi="Times New Roman" w:eastAsia="Times New Roman" w:cs="Times New Roman"/>
       </w:rPr>
       <w:tblPr/>
       <w:tcPr>
@@ -19161,7 +19161,7 @@
     </w:tblPr>
     <w:tblStylePr w:type="firstRow">
       <w:rPr>
-        <w:rFonts w:asciiTheme="majorHAnsi" w:eastAsiaTheme="majorEastAsia" w:hAnsiTheme="majorHAnsi" w:cstheme="majorBidi"/>
+        <w:rFonts w:ascii="Times New Roman" w:hAnsi="Times New Roman" w:eastAsia="Times New Roman" w:cs="Times New Roman"/>
       </w:rPr>
       <w:tblPr/>
       <w:tcPr>
@@ -19238,7 +19238,7 @@
     </w:tblPr>
     <w:tblStylePr w:type="firstRow">
       <w:rPr>
-        <w:rFonts w:asciiTheme="majorHAnsi" w:eastAsiaTheme="majorEastAsia" w:hAnsiTheme="majorHAnsi" w:cstheme="majorBidi"/>
+        <w:rFonts w:ascii="Times New Roman" w:hAnsi="Times New Roman" w:eastAsia="Times New Roman" w:cs="Times New Roman"/>
       </w:rPr>
       <w:tblPr/>
       <w:tcPr>
@@ -19315,7 +19315,7 @@
     </w:tblPr>
     <w:tblStylePr w:type="firstRow">
       <w:rPr>
-        <w:rFonts w:asciiTheme="majorHAnsi" w:eastAsiaTheme="majorEastAsia" w:hAnsiTheme="majorHAnsi" w:cstheme="majorBidi"/>
+        <w:rFonts w:ascii="Times New Roman" w:hAnsi="Times New Roman" w:eastAsia="Times New Roman" w:cs="Times New Roman"/>
       </w:rPr>
       <w:tblPr/>
       <w:tcPr>
@@ -19392,7 +19392,7 @@
     </w:tblPr>
     <w:tblStylePr w:type="firstRow">
       <w:rPr>
-        <w:rFonts w:asciiTheme="majorHAnsi" w:eastAsiaTheme="majorEastAsia" w:hAnsiTheme="majorHAnsi" w:cstheme="majorBidi"/>
+        <w:rFonts w:ascii="Times New Roman" w:hAnsi="Times New Roman" w:eastAsia="Times New Roman" w:cs="Times New Roman"/>
       </w:rPr>
       <w:tblPr/>
       <w:tcPr>
@@ -19457,7 +19457,7 @@
       <w:spacing w:after="0" w:line="240" w:lineRule="auto"/>
     </w:pPr>
     <w:rPr>
-      <w:rFonts w:asciiTheme="majorHAnsi" w:eastAsiaTheme="majorEastAsia" w:hAnsiTheme="majorHAnsi" w:cstheme="majorBidi"/>
+      <w:rFonts w:ascii="Times New Roman" w:hAnsi="Times New Roman" w:eastAsia="Times New Roman" w:cs="Times New Roman"/>
       <w:color w:val="000000" w:themeColor="text1"/>
     </w:rPr>
     <w:tblPr>
@@ -19578,7 +19578,7 @@
       <w:spacing w:after="0" w:line="240" w:lineRule="auto"/>
     </w:pPr>
     <w:rPr>
-      <w:rFonts w:asciiTheme="majorHAnsi" w:eastAsiaTheme="majorEastAsia" w:hAnsiTheme="majorHAnsi" w:cstheme="majorBidi"/>
+      <w:rFonts w:ascii="Times New Roman" w:hAnsi="Times New Roman" w:eastAsia="Times New Roman" w:cs="Times New Roman"/>
       <w:color w:val="000000" w:themeColor="text1"/>
     </w:rPr>
     <w:tblPr>
@@ -19699,7 +19699,7 @@
       <w:spacing w:after="0" w:line="240" w:lineRule="auto"/>
     </w:pPr>
     <w:rPr>
-      <w:rFonts w:asciiTheme="majorHAnsi" w:eastAsiaTheme="majorEastAsia" w:hAnsiTheme="majorHAnsi" w:cstheme="majorBidi"/>
+      <w:rFonts w:ascii="Times New Roman" w:hAnsi="Times New Roman" w:eastAsia="Times New Roman" w:cs="Times New Roman"/>
       <w:color w:val="000000" w:themeColor="text1"/>
     </w:rPr>
     <w:tblPr>
@@ -19820,7 +19820,7 @@
       <w:spacing w:after="0" w:line="240" w:lineRule="auto"/>
     </w:pPr>
     <w:rPr>
-      <w:rFonts w:asciiTheme="majorHAnsi" w:eastAsiaTheme="majorEastAsia" w:hAnsiTheme="majorHAnsi" w:cstheme="majorBidi"/>
+      <w:rFonts w:ascii="Times New Roman" w:hAnsi="Times New Roman" w:eastAsia="Times New Roman" w:cs="Times New Roman"/>
       <w:color w:val="000000" w:themeColor="text1"/>
     </w:rPr>
     <w:tblPr>
@@ -19941,7 +19941,7 @@
       <w:spacing w:after="0" w:line="240" w:lineRule="auto"/>
     </w:pPr>
     <w:rPr>
-      <w:rFonts w:asciiTheme="majorHAnsi" w:eastAsiaTheme="majorEastAsia" w:hAnsiTheme="majorHAnsi" w:cstheme="majorBidi"/>
+      <w:rFonts w:ascii="Times New Roman" w:hAnsi="Times New Roman" w:eastAsia="Times New Roman" w:cs="Times New Roman"/>
       <w:color w:val="000000" w:themeColor="text1"/>
     </w:rPr>
     <w:tblPr>
@@ -20062,7 +20062,7 @@
       <w:spacing w:after="0" w:line="240" w:lineRule="auto"/>
     </w:pPr>
     <w:rPr>
-      <w:rFonts w:asciiTheme="majorHAnsi" w:eastAsiaTheme="majorEastAsia" w:hAnsiTheme="majorHAnsi" w:cstheme="majorBidi"/>
+      <w:rFonts w:ascii="Times New Roman" w:hAnsi="Times New Roman" w:eastAsia="Times New Roman" w:cs="Times New Roman"/>
       <w:color w:val="000000" w:themeColor="text1"/>
     </w:rPr>
     <w:tblPr>
@@ -20183,7 +20183,7 @@
       <w:spacing w:after="0" w:line="240" w:lineRule="auto"/>
     </w:pPr>
     <w:rPr>
-      <w:rFonts w:asciiTheme="majorHAnsi" w:eastAsiaTheme="majorEastAsia" w:hAnsiTheme="majorHAnsi" w:cstheme="majorBidi"/>
+      <w:rFonts w:ascii="Times New Roman" w:hAnsi="Times New Roman" w:eastAsia="Times New Roman" w:cs="Times New Roman"/>
       <w:color w:val="000000" w:themeColor="text1"/>
     </w:rPr>
     <w:tblPr>
@@ -20766,7 +20766,7 @@
       <w:spacing w:after="0" w:line="240" w:lineRule="auto"/>
     </w:pPr>
     <w:rPr>
-      <w:rFonts w:asciiTheme="majorHAnsi" w:eastAsiaTheme="majorEastAsia" w:hAnsiTheme="majorHAnsi" w:cstheme="majorBidi"/>
+      <w:rFonts w:ascii="Times New Roman" w:hAnsi="Times New Roman" w:eastAsia="Times New Roman" w:cs="Times New Roman"/>
       <w:color w:val="000000" w:themeColor="text1"/>
     </w:rPr>
     <w:tblPr>
@@ -20884,7 +20884,7 @@
       <w:spacing w:after="0" w:line="240" w:lineRule="auto"/>
     </w:pPr>
     <w:rPr>
-      <w:rFonts w:asciiTheme="majorHAnsi" w:eastAsiaTheme="majorEastAsia" w:hAnsiTheme="majorHAnsi" w:cstheme="majorBidi"/>
+      <w:rFonts w:ascii="Times New Roman" w:hAnsi="Times New Roman" w:eastAsia="Times New Roman" w:cs="Times New Roman"/>
       <w:color w:val="000000" w:themeColor="text1"/>
     </w:rPr>
     <w:tblPr>
@@ -21002,7 +21002,7 @@
       <w:spacing w:after="0" w:line="240" w:lineRule="auto"/>
     </w:pPr>
     <w:rPr>
-      <w:rFonts w:asciiTheme="majorHAnsi" w:eastAsiaTheme="majorEastAsia" w:hAnsiTheme="majorHAnsi" w:cstheme="majorBidi"/>
+      <w:rFonts w:ascii="Times New Roman" w:hAnsi="Times New Roman" w:eastAsia="Times New Roman" w:cs="Times New Roman"/>
       <w:color w:val="000000" w:themeColor="text1"/>
     </w:rPr>
     <w:tblPr>
@@ -21120,7 +21120,7 @@
       <w:spacing w:after="0" w:line="240" w:lineRule="auto"/>
     </w:pPr>
     <w:rPr>
-      <w:rFonts w:asciiTheme="majorHAnsi" w:eastAsiaTheme="majorEastAsia" w:hAnsiTheme="majorHAnsi" w:cstheme="majorBidi"/>
+      <w:rFonts w:ascii="Times New Roman" w:hAnsi="Times New Roman" w:eastAsia="Times New Roman" w:cs="Times New Roman"/>
       <w:color w:val="000000" w:themeColor="text1"/>
     </w:rPr>
     <w:tblPr>
@@ -21238,7 +21238,7 @@
       <w:spacing w:after="0" w:line="240" w:lineRule="auto"/>
     </w:pPr>
     <w:rPr>
-      <w:rFonts w:asciiTheme="majorHAnsi" w:eastAsiaTheme="majorEastAsia" w:hAnsiTheme="majorHAnsi" w:cstheme="majorBidi"/>
+      <w:rFonts w:ascii="Times New Roman" w:hAnsi="Times New Roman" w:eastAsia="Times New Roman" w:cs="Times New Roman"/>
       <w:color w:val="000000" w:themeColor="text1"/>
     </w:rPr>
     <w:tblPr>
@@ -21356,7 +21356,7 @@
       <w:spacing w:after="0" w:line="240" w:lineRule="auto"/>
     </w:pPr>
     <w:rPr>
-      <w:rFonts w:asciiTheme="majorHAnsi" w:eastAsiaTheme="majorEastAsia" w:hAnsiTheme="majorHAnsi" w:cstheme="majorBidi"/>
+      <w:rFonts w:ascii="Times New Roman" w:hAnsi="Times New Roman" w:eastAsia="Times New Roman" w:cs="Times New Roman"/>
       <w:color w:val="000000" w:themeColor="text1"/>
     </w:rPr>
     <w:tblPr>
@@ -21474,7 +21474,7 @@
       <w:spacing w:after="0" w:line="240" w:lineRule="auto"/>
     </w:pPr>
     <w:rPr>
-      <w:rFonts w:asciiTheme="majorHAnsi" w:eastAsiaTheme="majorEastAsia" w:hAnsiTheme="majorHAnsi" w:cstheme="majorBidi"/>
+      <w:rFonts w:ascii="Times New Roman" w:hAnsi="Times New Roman" w:eastAsia="Times New Roman" w:cs="Times New Roman"/>
       <w:color w:val="000000" w:themeColor="text1"/>
     </w:rPr>
     <w:tblPr>
